--- a/Resume/Product Management/ProductManagement.docx
+++ b/Resume/Product Management/ProductManagement.docx
@@ -1683,6 +1683,59 @@
           <w:szCs w:val="20"/>
         </w:rPr>
         <w:t>Artificial Intelligence, Software Engineering, Machine Learning, Data Science, Algorithms, Networks and Internet, Object-Oriented Programming</w:t>
+      </w:r>
+    </w:p>
+    <w:p>
+      <w:pPr>
+        <w:pStyle w:val="NoSpacing"/>
+        <w:numPr>
+          <w:ilvl w:val="0"/>
+          <w:numId w:val="51"/>
+        </w:numPr>
+        <w:tabs>
+          <w:tab w:val="right" w:pos="10800"/>
+        </w:tabs>
+        <w:rPr>
+          <w:rFonts w:ascii="Calibri" w:hAnsi="Calibri" w:cs="Calibri"/>
+          <w:sz w:val="20"/>
+          <w:szCs w:val="20"/>
+        </w:rPr>
+      </w:pPr>
+      <w:r>
+        <w:rPr>
+          <w:rFonts w:ascii="Calibri" w:hAnsi="Calibri" w:cs="Calibri"/>
+          <w:b/>
+          <w:bCs/>
+          <w:sz w:val="20"/>
+          <w:szCs w:val="20"/>
+        </w:rPr>
+        <w:t>Leadership</w:t>
+      </w:r>
+      <w:r>
+        <w:rPr>
+          <w:rFonts w:ascii="Calibri" w:hAnsi="Calibri" w:cs="Calibri"/>
+          <w:sz w:val="20"/>
+          <w:szCs w:val="20"/>
+        </w:rPr>
+        <w:t>:</w:t>
+      </w:r>
+      <w:r>
+        <w:rPr>
+          <w:rFonts w:ascii="Calibri" w:hAnsi="Calibri" w:cs="Calibri"/>
+          <w:b/>
+          <w:bCs/>
+          <w:sz w:val="20"/>
+          <w:szCs w:val="20"/>
+        </w:rPr>
+        <w:t xml:space="preserve"> </w:t>
+      </w:r>
+      <w:r>
+        <w:rPr>
+          <w:rFonts w:ascii="Calibri" w:hAnsi="Calibri" w:cs="Calibri"/>
+          <w:sz w:val="20"/>
+          <w:szCs w:val="20"/>
+        </w:rPr>
+        <w:t>President, Institution of Operations Research and Management Sciences. Marketing, Google Dev</w:t>
       </w:r>
     </w:p>
     <w:p>
@@ -9698,10 +9751,6 @@
 </file>
 
 <file path=customXml/item1.xml><?xml version="1.0" encoding="utf-8"?>
-<b:Sources xmlns:b="http://schemas.openxmlformats.org/officeDocument/2006/bibliography" xmlns="http://schemas.openxmlformats.org/officeDocument/2006/bibliography" SelectedStyle="/APA.XSL" StyleName="APA"/>
-</file>
-
-<file path=customXml/item2.xml><?xml version="1.0" encoding="utf-8"?>
 <?mso-contentType ?>
 <FormTemplates xmlns="http://schemas.microsoft.com/sharepoint/v3/contenttype/forms">
   <Display>DocumentLibraryForm</Display>
@@ -9710,7 +9759,7 @@
 </FormTemplates>
 </file>
 
-<file path=customXml/item3.xml><?xml version="1.0" encoding="utf-8"?>
+<file path=customXml/item2.xml><?xml version="1.0" encoding="utf-8"?>
 <ct:contentTypeSchema xmlns:ct="http://schemas.microsoft.com/office/2006/metadata/contentType" xmlns:ma="http://schemas.microsoft.com/office/2006/metadata/properties/metaAttributes" ct:_="" ma:_="" ma:contentTypeName="Document" ma:contentTypeID="0x0101003F0089FF510B58478642D29C1583046D" ma:contentTypeVersion="14" ma:contentTypeDescription="Create a new document." ma:contentTypeScope="" ma:versionID="d815bea3c975b9a3a8dee9cee3cab05e">
   <xsd:schema xmlns:xsd="http://www.w3.org/2001/XMLSchema" xmlns:xs="http://www.w3.org/2001/XMLSchema" xmlns:p="http://schemas.microsoft.com/office/2006/metadata/properties" xmlns:ns2="dd5b41f2-47a1-4d36-976d-562f279d384a" xmlns:ns3="2da6bad5-2be1-4928-81ee-00c79ada373c" targetNamespace="http://schemas.microsoft.com/office/2006/metadata/properties" ma:root="true" ma:fieldsID="c45bd8d55e1797ce0cccced8dcd0d734" ns2:_="" ns3:_="">
     <xsd:import namespace="dd5b41f2-47a1-4d36-976d-562f279d384a"/>
@@ -9939,7 +9988,7 @@
 </ct:contentTypeSchema>
 </file>
 
-<file path=customXml/item4.xml><?xml version="1.0" encoding="utf-8"?>
+<file path=customXml/item3.xml><?xml version="1.0" encoding="utf-8"?>
 <p:properties xmlns:p="http://schemas.microsoft.com/office/2006/metadata/properties" xmlns:xsi="http://www.w3.org/2001/XMLSchema-instance" xmlns:pc="http://schemas.microsoft.com/office/infopath/2007/PartnerControls">
   <documentManagement>
     <TaxCatchAll xmlns="2da6bad5-2be1-4928-81ee-00c79ada373c" xsi:nil="true"/>
@@ -9950,15 +9999,11 @@
 </p:properties>
 </file>
 
-<file path=customXml/itemProps1.xml><?xml version="1.0" encoding="utf-8"?>
-<ds:datastoreItem xmlns:ds="http://schemas.openxmlformats.org/officeDocument/2006/customXml" ds:itemID="{BC497524-F2A4-4D66-B603-2296430A3809}">
-  <ds:schemaRefs>
-    <ds:schemaRef ds:uri="http://schemas.openxmlformats.org/officeDocument/2006/bibliography"/>
-  </ds:schemaRefs>
-</ds:datastoreItem>
+<file path=customXml/item4.xml><?xml version="1.0" encoding="utf-8"?>
+<b:Sources xmlns:b="http://schemas.openxmlformats.org/officeDocument/2006/bibliography" xmlns="http://schemas.openxmlformats.org/officeDocument/2006/bibliography" SelectedStyle="/APA.XSL" StyleName="APA"/>
 </file>
 
-<file path=customXml/itemProps2.xml><?xml version="1.0" encoding="utf-8"?>
+<file path=customXml/itemProps1.xml><?xml version="1.0" encoding="utf-8"?>
 <ds:datastoreItem xmlns:ds="http://schemas.openxmlformats.org/officeDocument/2006/customXml" ds:itemID="{2D5F55AB-2666-429F-80AF-05E42BC3A484}">
   <ds:schemaRefs>
     <ds:schemaRef ds:uri="http://schemas.microsoft.com/sharepoint/v3/contenttype/forms"/>
@@ -9966,7 +10011,7 @@
 </ds:datastoreItem>
 </file>
 
-<file path=customXml/itemProps3.xml><?xml version="1.0" encoding="utf-8"?>
+<file path=customXml/itemProps2.xml><?xml version="1.0" encoding="utf-8"?>
 <ds:datastoreItem xmlns:ds="http://schemas.openxmlformats.org/officeDocument/2006/customXml" ds:itemID="{7F899081-C2B5-4DD0-A726-32B6A126271B}">
   <ds:schemaRefs>
     <ds:schemaRef ds:uri="http://schemas.microsoft.com/office/2006/metadata/contentType"/>
@@ -9985,7 +10030,7 @@
 </ds:datastoreItem>
 </file>
 
-<file path=customXml/itemProps4.xml><?xml version="1.0" encoding="utf-8"?>
+<file path=customXml/itemProps3.xml><?xml version="1.0" encoding="utf-8"?>
 <ds:datastoreItem xmlns:ds="http://schemas.openxmlformats.org/officeDocument/2006/customXml" ds:itemID="{48907EF8-C8B9-4AF1-B262-64BD9CECECF2}">
   <ds:schemaRefs>
     <ds:schemaRef ds:uri="http://schemas.microsoft.com/office/2006/metadata/properties"/>
@@ -9994,4 +10039,12 @@
     <ds:schemaRef ds:uri="dd5b41f2-47a1-4d36-976d-562f279d384a"/>
   </ds:schemaRefs>
 </ds:datastoreItem>
+</file>
+
+<file path=customXml/itemProps4.xml><?xml version="1.0" encoding="utf-8"?>
+<ds:datastoreItem xmlns:ds="http://schemas.openxmlformats.org/officeDocument/2006/customXml" ds:itemID="{BC497524-F2A4-4D66-B603-2296430A3809}">
+  <ds:schemaRefs>
+    <ds:schemaRef ds:uri="http://schemas.openxmlformats.org/officeDocument/2006/bibliography"/>
+  </ds:schemaRefs>
+</ds:datastoreItem>
 </file>